--- a/report/report.docx
+++ b/report/report.docx
@@ -743,7 +743,7 @@
         <w:rPr>
           <w:color w:val="000000"/>
         </w:rPr>
-        <w:t xml:space="preserve">В parent.c, строки 85–88, ответ ZERO прекращает отправку команд. Общий участок cleanup закрывает каналы, ожидает потомка и освобождает память.</w:t>
+        <w:t xml:space="preserve">В parent.c, строки 84–87, ответ ZERO прекращает отправку команд. Общий участок cleanup закрывает каналы, ожидает потомка и освобождает память.</w:t>
       </w:r>
     </w:p>
     <w:p>
@@ -766,7 +766,7 @@
         <w:rPr>
           <w:color w:val="000000"/>
         </w:rPr>
-        <w:t xml:space="preserve">Длина строки не ограничена фиксированным буфером: read_line начинает с 256 байт и удваивает ёмкость. В common.c, строки 118–124, результат realloc сначала сохраняется во временный указатель, поэтому при ошибке исходный буфер остаётся доступным для освобождения в fail.</w:t>
+        <w:t xml:space="preserve">Длина строки не ограничена фиксированным буфером: read_line начинает с 256 байт и удваивает ёмкость. В common.c, строки 117–123, результат realloc сначала сохраняется во временный указатель, поэтому при ошибке исходный буфер остаётся доступным для освобождения в fail.</w:t>
       </w:r>
     </w:p>
     <w:p>

--- a/report/report.docx
+++ b/report/report.docx
@@ -351,7 +351,7 @@
         <w:rPr>
           <w:color w:val="000000"/>
         </w:rPr>
-        <w:t xml:space="preserve">Решение написано на C11 с использованием POSIX API, целевая ОС — Linux. Модуль parent.c создаёт два канала, вызывает fork и запускает программу child через execvp. Модуль child.c открывает файл, принимает команды и записывает результаты. Разбор чисел вынесен в division.c, чтение строк, запись, сигналы и ожидание потомка — в common.c. Сборка автоматизирована в src/Makefile.</w:t>
+        <w:t>Решение написано на C11 с использованием POSIX API, целевая ОС — Linux. parent.c создаёт два канала, вызывает fork и запускает child через execvp. child.c открывает файл и записывает результаты через dprintf. Разбор чисел вынесен в division.c; чтение строк, полная запись, сигналы и ожидание потомка — в common.c. Сборка задана в src/Makefile.</w:t>
       </w:r>
     </w:p>
     <w:p>
@@ -490,7 +490,7 @@
         <w:rPr>
           <w:color w:val="000000"/>
         </w:rPr>
-        <w:t xml:space="preserve">В parent.c, строки 50–62, оба канала создаются до fork. В дочерней ветви перенаправляются стандартные потоки, закрываются исходные дескрипторы каналов и запускается отдельная программа child. Ошибка execvp приводит к выходу с кодом 127.</w:t>
+        <w:t>В parent.c, строки 64–85, оба канала создаются до fork. В дочерней ветви dup2 связывает стандартные потоки с каналами, закрываются исходные дескрипторы и запускается отдельная программа child. Ошибка execvp приводит к выходу с кодом 127.</w:t>
       </w:r>
     </w:p>
     <w:p>
@@ -507,19 +507,37 @@
           <w:color w:val="595959"/>
           <w:sz w:val="20"/>
         </w:rPr>
-        <w:t xml:space="preserve">    if (pipe(commands) == -1) { perror("parent: pipe1"); goto cleanup; }</w:t>
-        <w:br/>
-        <w:t xml:space="preserve">    if (pipe(replies) == -1) { perror("parent: pipe2"); goto cleanup; }</w:t>
+        <w:t xml:space="preserve">    if (pipe(commands) == -1) {</w:t>
+        <w:br/>
+        <w:t xml:space="preserve">        perror("parent: pipe1");</w:t>
+        <w:br/>
+        <w:t xml:space="preserve">        goto cleanup;</w:t>
+        <w:br/>
+        <w:t xml:space="preserve">    }</w:t>
+        <w:br/>
+        <w:t xml:space="preserve">    if (pipe(replies) == -1) {</w:t>
+        <w:br/>
+        <w:t xml:space="preserve">        perror("parent: pipe2");</w:t>
+        <w:br/>
+        <w:t xml:space="preserve">        goto cleanup;</w:t>
+        <w:br/>
+        <w:t xml:space="preserve">    }</w:t>
         <w:br/>
         <w:t xml:space="preserve">    child = fork();</w:t>
         <w:br/>
-        <w:t xml:space="preserve">    if (child == -1) { perror("parent: fork"); goto cleanup; }</w:t>
+        <w:t xml:space="preserve">    if (child == -1) {</w:t>
+        <w:br/>
+        <w:t xml:space="preserve">        perror("parent: fork");</w:t>
+        <w:br/>
+        <w:t xml:space="preserve">        goto cleanup;</w:t>
+        <w:br/>
+        <w:t xml:space="preserve">    }</w:t>
         <w:br/>
         <w:t xml:space="preserve">    if (child == 0) {</w:t>
         <w:br/>
-        <w:t xml:space="preserve">        if (redirect_fd(commands[0], STDIN_FILENO) == -1 ||</w:t>
-        <w:br/>
-        <w:t xml:space="preserve">            redirect_fd(replies[1], STDOUT_FILENO) == -1) { perror("child: dup2"); _exit(1); }</w:t>
+        <w:t xml:space="preserve">        if (dup2(commands[0], STDIN_FILENO) == -1 ||</w:t>
+        <w:br/>
+        <w:t xml:space="preserve">            dup2(replies[1], STDOUT_FILENO) == -1) { perror("child: dup2"); _exit(1); }</w:t>
         <w:br/>
         <w:t xml:space="preserve">        if (close_pipes(commands, replies) == -1) _exit(1);</w:t>
         <w:br/>
@@ -580,7 +598,7 @@
         <w:rPr>
           <w:color w:val="000000"/>
         </w:rPr>
-        <w:t xml:space="preserve">В division.c, строки 8–30, strtof возвращает очередное число float, а через указатель end сообщает адрес конца числа. Проверяются границы токена, диапазон и конечность значения. Первое число становится результатом, остальные используются как делители.</w:t>
+        <w:t>В division.c, строки 8–33, strtof возвращает очередное число float, а через указатель end сообщает адрес конца числа. Проверяются границы элемента, диапазон и конечность значения. Первое число становится результатом, остальные используются как делители.</w:t>
       </w:r>
     </w:p>
     <w:p>
@@ -597,9 +615,9 @@
           <w:color w:val="595959"/>
           <w:sz w:val="20"/>
         </w:rPr>
-        <w:t xml:space="preserve">enum calculation divide_line(const char *line, float *result)</w:t>
-        <w:br/>
-        <w:t xml:space="preserve">{</w:t>
+        <w:t>enum calculation divide_line(const char *line, float *result)</w:t>
+        <w:br/>
+        <w:t>{</w:t>
         <w:br/>
         <w:t xml:space="preserve">    const char *position = line;</w:t>
         <w:br/>
@@ -623,7 +641,13 @@
         <w:br/>
         <w:t xml:space="preserve">        if (errno == ERANGE || !isfinite(value)) return CALC_RANGE;</w:t>
         <w:br/>
-        <w:t xml:space="preserve">        if (first) { *result = value; first = 0; }</w:t>
+        <w:t xml:space="preserve">        if (first) {</w:t>
+        <w:br/>
+        <w:t xml:space="preserve">            *result = value;</w:t>
+        <w:br/>
+        <w:t xml:space="preserve">            first = 0;</w:t>
+        <w:br/>
+        <w:t xml:space="preserve">        }</w:t>
         <w:br/>
         <w:t xml:space="preserve">        else {</w:t>
         <w:br/>
@@ -641,7 +665,7 @@
         <w:br/>
         <w:t xml:space="preserve">    return first ? CALC_EMPTY : CALC_OK;</w:t>
         <w:br/>
-        <w:t xml:space="preserve">}</w:t>
+        <w:t>}</w:t>
       </w:r>
     </w:p>
     <w:p>
@@ -690,7 +714,7 @@
         <w:rPr>
           <w:color w:val="000000"/>
         </w:rPr>
-        <w:t xml:space="preserve">В child.c, строки 45–50, потомок сообщает о нулевом делителе через pipe2 и завершает цикл с кодом 2. Этот ответ формируется до записи результата ошибочной команды.</w:t>
+        <w:t>В child.c, строки 60–65, потомок сообщает о нулевом делителе через pipe2 и завершает цикл с кодом 2. Этот ответ формируется до записи результата ошибочной команды.</w:t>
       </w:r>
     </w:p>
     <w:p>
@@ -709,7 +733,7 @@
         </w:rPr>
         <w:t xml:space="preserve">        if (calculation == CALC_ZERO) {</w:t>
         <w:br/>
-        <w:t xml:space="preserve">            if (log_message("child", "line=%zu: division by zero; stopping", number) == -1) goto cleanup;</w:t>
+        <w:t xml:space="preserve">            if (dprintf(STDERR_FILENO, "[child pid=%ld] line=%zu: division by zero; stopping\n", (long)getpid(), number) &lt; 0) goto cleanup;</w:t>
         <w:br/>
         <w:t xml:space="preserve">            if (send_reply(ZERO) == -1) goto cleanup;</w:t>
         <w:br/>
@@ -743,7 +767,7 @@
         <w:rPr>
           <w:color w:val="000000"/>
         </w:rPr>
-        <w:t xml:space="preserve">В parent.c, строки 84–87, ответ ZERO прекращает отправку команд. Общий участок cleanup закрывает каналы, ожидает потомка и освобождает память.</w:t>
+        <w:t>В parent.c, строки 122–126, ответ ZERO прекращает отправку команд. Общий участок cleanup закрывает каналы, ожидает потомка и освобождает память.</w:t>
       </w:r>
     </w:p>
     <w:p>
@@ -766,7 +790,7 @@
         <w:rPr>
           <w:color w:val="000000"/>
         </w:rPr>
-        <w:t xml:space="preserve">Длина строки не ограничена фиксированным буфером: read_line начинает с 256 байт и удваивает ёмкость. В common.c, строки 117–123, результат realloc сначала сохраняется во временный указатель, поэтому при ошибке исходный буфер остаётся доступным для освобождения в fail.</w:t>
+        <w:t>read_line начинает с 256 байт и удваивает вместимость при нехватке места. В common.c 100–110 временный указатель grown позволяет проверить realloc, сохранив прежний блок при отказе.</w:t>
       </w:r>
     </w:p>
     <w:p>
@@ -785,7 +809,13 @@
         </w:rPr>
         <w:t xml:space="preserve">        if (*size + 1 == capacity) {</w:t>
         <w:br/>
-        <w:t xml:space="preserve">            if (capacity &gt; SIZE_MAX / 2) { errno = ENOMEM; goto fail; }</w:t>
+        <w:t xml:space="preserve">            if (capacity &gt; SIZE_MAX / 2) {</w:t>
+        <w:br/>
+        <w:t xml:space="preserve">                errno = ENOMEM;</w:t>
+        <w:br/>
+        <w:t xml:space="preserve">                goto fail;</w:t>
+        <w:br/>
+        <w:t xml:space="preserve">            }</w:t>
         <w:br/>
         <w:t xml:space="preserve">            size_t next = capacity * 2;</w:t>
         <w:br/>
@@ -793,7 +823,9 @@
         <w:br/>
         <w:t xml:space="preserve">            if (grown == NULL) goto fail;</w:t>
         <w:br/>
-        <w:t xml:space="preserve">            *line = grown; capacity = next;</w:t>
+        <w:t xml:space="preserve">            *line = grown;</w:t>
+        <w:br/>
+        <w:t xml:space="preserve">            capacity = next;</w:t>
         <w:br/>
         <w:t xml:space="preserve">        }</w:t>
       </w:r>
@@ -821,20 +853,20 @@
         <w:rPr>
           <w:color w:val="000000"/>
         </w:rPr>
-        <w:t xml:space="preserve">Прочитанная строка освобождается вызывающей программой после отправки или разбора. Частичные записи и EINTR обрабатываются в write_all. Пока родитель ждёт пользовательский ввод, poll также отслеживает обратный канал: исчезновение потомка не оставляет родителя ждать новую строку.</w:t>
-      </w:r>
-    </w:p>
-    <w:p>
-      <w:pPr>
-        <w:spacing w:after="120" w:line="276" w:lineRule="auto"/>
-        <w:ind w:firstLine="706"/>
-        <w:jc w:val="both"/>
-      </w:pPr>
-      <w:r>
-        <w:rPr>
-          <w:color w:val="000000"/>
-        </w:rPr>
-        <w:t xml:space="preserve">Обработчик SIGINT и SIGTERM только запоминает номер сигнала. Закрытие дескрипторов, освобождение памяти и waitpid выполняются обычным кодом вне обработчика. SIGPIPE игнорируется, чтобы запись в закрытый канал возвращала EPIPE для обработки.</w:t>
+        <w:t>Побайтовое чтение упрощает код, увеличивая число read. Строка освобождается после обработки. write_all дописывает частичную запись. poll позволяет parent заметить исчезновение child во время ожидания ввода.</w:t>
+      </w:r>
+    </w:p>
+    <w:p>
+      <w:pPr>
+        <w:spacing w:after="120" w:line="276" w:lineRule="auto"/>
+        <w:ind w:firstLine="706"/>
+        <w:jc w:val="both"/>
+      </w:pPr>
+      <w:r>
+        <w:rPr>
+          <w:color w:val="000000"/>
+        </w:rPr>
+        <w:t>SIGINT и SIGTERM сохраняются во флаге interrupted; уборка выполняется вне обработчика. SIGPIPE игнорируется, чтобы программа могла обработать EPIPE при записи без читателя.</w:t>
       </w:r>
     </w:p>
     <w:p>
@@ -870,7 +902,7 @@
         <w:rPr>
           <w:color w:val="000000"/>
         </w:rPr>
-        <w:t xml:space="preserve">Приведены сохранённые результаты реальных запусков из report/logs. Локальная среда: macOS 27.0.1 arm64, Apple Clang 21.0.0, Python 3.9.6. Код использует POSIX API для Linux; выполнение в Linux и трассировка strace в этой среде не проводились.</w:t>
+        <w:t>Приведены сохранённые результаты реальных запусков из report/logs. Текущая локальная среда: macOS 27.2 arm64, Apple Clang 21.0.0, Python 3.9.6. Код использует POSIX API для Linux; фактическая трассировка Linux strace здесь не выполнялась.</w:t>
       </w:r>
     </w:p>
     <w:p>
@@ -909,66 +941,66 @@
           <w:color w:val="595959"/>
           <w:sz w:val="20"/>
         </w:rPr>
-        <w:t xml:space="preserve">$ ./src/build/parent &lt; src/examples/normal.in</w:t>
-        <w:br/>
-        <w:t xml:space="preserve">INPUT:</w:t>
-        <w:br/>
-        <w:t xml:space="preserve">src/build/results.txt</w:t>
-        <w:br/>
-        <w:t xml:space="preserve">100 2 5</w:t>
-        <w:br/>
-        <w:t xml:space="preserve">7.5 2.5</w:t>
-        <w:br/>
-        <w:t xml:space="preserve">-24 2 -3</w:t>
-        <w:br/>
-        <w:t xml:space="preserve">0 5</w:t>
-        <w:br/>
-        <w:t xml:space="preserve">0.5</w:t>
-        <w:br/>
-        <w:t xml:space="preserve">STDERR:</w:t>
-        <w:br/>
-        <w:t xml:space="preserve">[parent pid=89797] child=89798; pipe1 sends commands, pipe2 receives status</w:t>
-        <w:br/>
-        <w:t xml:space="preserve">[child pid=89798] ppid=89797; output=src/build/results.txt; ready</w:t>
-        <w:br/>
-        <w:t xml:space="preserve">[child pid=89798] line=1: result=10</w:t>
-        <w:br/>
-        <w:t xml:space="preserve">[child pid=89798] line=2: result=3</w:t>
-        <w:br/>
-        <w:t xml:space="preserve">[child pid=89798] line=3: result=4</w:t>
-        <w:br/>
-        <w:t xml:space="preserve">[child pid=89798] line=4: result=0</w:t>
-        <w:br/>
-        <w:t xml:space="preserve">[child pid=89798] line=5: result=0.5</w:t>
-        <w:br/>
-        <w:t xml:space="preserve">[parent pid=89797] child=89798 exited status=0; reaped</w:t>
-        <w:br/>
-        <w:t xml:space="preserve">Exit code: 0</w:t>
-        <w:br/>
-        <w:t xml:space="preserve">OUTPUT FILE:</w:t>
-        <w:br/>
-        <w:t xml:space="preserve">10</w:t>
-        <w:br/>
-        <w:t xml:space="preserve">3</w:t>
-        <w:br/>
-        <w:t xml:space="preserve">4</w:t>
-        <w:br/>
-        <w:t xml:space="preserve">0</w:t>
-        <w:br/>
-        <w:t xml:space="preserve">0.5</w:t>
-      </w:r>
-    </w:p>
-    <w:p>
-      <w:pPr>
-        <w:spacing w:after="120" w:line="276" w:lineRule="auto"/>
-        <w:ind w:firstLine="706"/>
-        <w:jc w:val="both"/>
-      </w:pPr>
-      <w:r>
-        <w:rPr>
-          <w:color w:val="000000"/>
-        </w:rPr>
-        <w:t xml:space="preserve">PID 89797 относится к родителю, PID 89798 — к потомку; ppid потомка совпадает с PID родителя. Результаты 10, 3, 4, 0 и 0.5 соответствуют входным строкам. Запись «exited status=0; reaped» подтверждает получение статуса потомка через waitpid.</w:t>
+        <w:t>$ ./src/build/parent &lt; src/examples/normal.in</w:t>
+        <w:br/>
+        <w:t>INPUT:</w:t>
+        <w:br/>
+        <w:t>src/build/results.txt</w:t>
+        <w:br/>
+        <w:t>100 2 5</w:t>
+        <w:br/>
+        <w:t>7.5 2.5</w:t>
+        <w:br/>
+        <w:t>-24 2 -3</w:t>
+        <w:br/>
+        <w:t>0 5</w:t>
+        <w:br/>
+        <w:t>0.5</w:t>
+        <w:br/>
+        <w:t>STDERR:</w:t>
+        <w:br/>
+        <w:t>[parent pid=27732] child=27733; pipe1 sends commands, pipe2 receives status</w:t>
+        <w:br/>
+        <w:t>[child pid=27733] ppid=27732; output=src/build/results.txt; ready</w:t>
+        <w:br/>
+        <w:t>[child pid=27733] line=1: result=10</w:t>
+        <w:br/>
+        <w:t>[child pid=27733] line=2: result=3</w:t>
+        <w:br/>
+        <w:t>[child pid=27733] line=3: result=4</w:t>
+        <w:br/>
+        <w:t>[child pid=27733] line=4: result=0</w:t>
+        <w:br/>
+        <w:t>[child pid=27733] line=5: result=0.5</w:t>
+        <w:br/>
+        <w:t>[parent pid=27732] child=27733 exited status=0; reaped</w:t>
+        <w:br/>
+        <w:t>Exit code: 0</w:t>
+        <w:br/>
+        <w:t>OUTPUT FILE:</w:t>
+        <w:br/>
+        <w:t>10</w:t>
+        <w:br/>
+        <w:t>3</w:t>
+        <w:br/>
+        <w:t>4</w:t>
+        <w:br/>
+        <w:t>0</w:t>
+        <w:br/>
+        <w:t>0.5</w:t>
+      </w:r>
+    </w:p>
+    <w:p>
+      <w:pPr>
+        <w:spacing w:after="120" w:line="276" w:lineRule="auto"/>
+        <w:ind w:firstLine="706"/>
+        <w:jc w:val="both"/>
+      </w:pPr>
+      <w:r>
+        <w:rPr>
+          <w:color w:val="000000"/>
+        </w:rPr>
+        <w:t>PID 27732 относится к родителю, PID 27733 — к потомку; ppid потомка совпадает с PID родителя. Результаты 10, 3, 4, 0 и 0.5 соответствуют входным строкам. Сообщение exited status=0; reaped подтверждает получение статуса потомка через waitpid.</w:t>
       </w:r>
     </w:p>
     <w:p>
@@ -998,37 +1030,37 @@
           <w:color w:val="595959"/>
           <w:sz w:val="20"/>
         </w:rPr>
-        <w:t xml:space="preserve">$ ./src/build/parent &lt; src/examples/zero.in</w:t>
-        <w:br/>
-        <w:t xml:space="preserve">INPUT:</w:t>
-        <w:br/>
-        <w:t xml:space="preserve">src/build/zero-result.txt</w:t>
-        <w:br/>
-        <w:t xml:space="preserve">12 2</w:t>
-        <w:br/>
-        <w:t xml:space="preserve">8 0</w:t>
-        <w:br/>
-        <w:t xml:space="preserve">99 3</w:t>
-        <w:br/>
-        <w:t xml:space="preserve">STDERR:</w:t>
-        <w:br/>
-        <w:t xml:space="preserve">[parent pid=89799] child=89800; pipe1 sends commands, pipe2 receives status</w:t>
-        <w:br/>
-        <w:t xml:space="preserve">[child pid=89800] ppid=89799; output=src/build/zero-result.txt; ready</w:t>
-        <w:br/>
-        <w:t xml:space="preserve">[child pid=89800] line=1: result=6</w:t>
-        <w:br/>
-        <w:t xml:space="preserve">[child pid=89800] line=2: division by zero; stopping</w:t>
-        <w:br/>
-        <w:t xml:space="preserve">[parent pid=89799] division by zero reported by child; stopping</w:t>
-        <w:br/>
-        <w:t xml:space="preserve">[parent pid=89799] child=89800 exited status=2; reaped</w:t>
-        <w:br/>
-        <w:t xml:space="preserve">Exit code: 2</w:t>
-        <w:br/>
-        <w:t xml:space="preserve">OUTPUT FILE:</w:t>
-        <w:br/>
-        <w:t xml:space="preserve">6</w:t>
+        <w:t>$ ./src/build/parent &lt; src/examples/zero.in</w:t>
+        <w:br/>
+        <w:t>INPUT:</w:t>
+        <w:br/>
+        <w:t>src/build/zero-result.txt</w:t>
+        <w:br/>
+        <w:t>12 2</w:t>
+        <w:br/>
+        <w:t>8 0</w:t>
+        <w:br/>
+        <w:t>99 3</w:t>
+        <w:br/>
+        <w:t>STDERR:</w:t>
+        <w:br/>
+        <w:t>[parent pid=27734] child=27735; pipe1 sends commands, pipe2 receives status</w:t>
+        <w:br/>
+        <w:t>[child pid=27735] ppid=27734; output=src/build/zero-result.txt; ready</w:t>
+        <w:br/>
+        <w:t>[child pid=27735] line=1: result=6</w:t>
+        <w:br/>
+        <w:t>[child pid=27735] line=2: division by zero; stopping</w:t>
+        <w:br/>
+        <w:t>[parent pid=27734] division by zero reported by child; stopping</w:t>
+        <w:br/>
+        <w:t>[parent pid=27734] child=27735 exited status=2; reaped</w:t>
+        <w:br/>
+        <w:t>Exit code: 2</w:t>
+        <w:br/>
+        <w:t>OUTPUT FILE:</w:t>
+        <w:br/>
+        <w:t>6</w:t>
       </w:r>
     </w:p>
     <w:p>
@@ -1070,19 +1102,28 @@
           <w:color w:val="595959"/>
           <w:sz w:val="20"/>
         </w:rPr>
-        <w:t xml:space="preserve">[child pid=89802] line=1: invalid float token; skipped</w:t>
-        <w:br/>
-        <w:t xml:space="preserve">[child pid=89802] line=2: invalid float token; skipped</w:t>
-        <w:br/>
-        <w:t xml:space="preserve">[child pid=89802] line=3: float out of range; skipped</w:t>
-        <w:br/>
-        <w:t xml:space="preserve">[child pid=89802] line=4: float out of range; skipped</w:t>
-        <w:br/>
-        <w:t xml:space="preserve">[child pid=89802] line=5: result=3</w:t>
-        <w:br/>
-        <w:t xml:space="preserve">[parent pid=89801] child=89802 exited status=0; reaped</w:t>
-        <w:br/>
-        <w:t xml:space="preserve">Exit code: 0</w:t>
+        <w:t>[parent pid=27736] child=27737; pipe1 sends commands, pipe2 receives status</w:t>
+        <w:br/>
+        <w:t>[child pid=27737] ppid=27736; output=src/build/invalid-result.txt; ready</w:t>
+        <w:br/>
+        <w:t>[child pid=27737] line=1: invalid float token; skipped</w:t>
+        <w:br/>
+        <w:t>[child pid=27737] line=2: invalid float token; skipped</w:t>
+        <w:br/>
+        <w:t>[child pid=27737] line=3: float out of range; skipped</w:t>
+        <w:br/>
+        <w:t>[child pid=27737] line=4: float out of range; skipped</w:t>
+        <w:br/>
+        <w:t>[child pid=27737] line=5: result=3</w:t>
+        <w:br/>
+        <w:t>[parent pid=27736] child=27737 exited status=0; reaped</w:t>
+        <w:br/>
+        <w:t>Exit code: 0</w:t>
+        <w:br/>
+        <w:t>OUTPUT FILE:</w:t>
+        <w:br/>
+        <w:t>3</w:t>
+        <w:br/>
       </w:r>
     </w:p>
     <w:p>
@@ -1121,17 +1162,17 @@
           <w:color w:val="595959"/>
           <w:sz w:val="20"/>
         </w:rPr>
-        <w:t xml:space="preserve">$ make -C src test</w:t>
-        <w:br/>
-        <w:t xml:space="preserve">Ran 16 tests in 0.677s</w:t>
-        <w:br/>
-        <w:t xml:space="preserve">OK (skipped=1)</w:t>
-        <w:br/>
-        <w:t xml:space="preserve">$ make -C src sanitize</w:t>
-        <w:br/>
-        <w:t xml:space="preserve">Ran 16 tests in 0.786s</w:t>
-        <w:br/>
-        <w:t xml:space="preserve">OK (skipped=1)</w:t>
+        <w:t>$ make -C src test</w:t>
+        <w:br/>
+        <w:t>Ran 16 tests in 0.808s</w:t>
+        <w:br/>
+        <w:t>OK (skipped=1)</w:t>
+        <w:br/>
+        <w:t>$ make -C src sanitize</w:t>
+        <w:br/>
+        <w:t>Ran 16 tests in 1.212s</w:t>
+        <w:br/>
+        <w:t>OK (skipped=1)</w:t>
       </w:r>
     </w:p>
     <w:p>
@@ -1193,7 +1234,7 @@
         <w:rPr>
           <w:color w:val="000000"/>
         </w:rPr>
-        <w:t xml:space="preserve">На Linux после сборки при установленном strace из корня репозитория выполняется следующая команда. Это инструкция для демонстрации; фактическая трасса локально не получена.</w:t>
+        <w:t>strace — внешняя утилита Linux, а не функция внутри программы. Она показывает системные вызовы и сигналы. На Linux после сборки при установленном strace из корня репозитория выполняется команда ниже. Это инструкция для демонстрации; фактическая Linux-трасса локально не получена.</w:t>
       </w:r>
     </w:p>
     <w:p>
@@ -1209,22 +1250,20 @@
           <w:color w:val="595959"/>
           <w:sz w:val="20"/>
         </w:rPr>
-        <w:t xml:space="preserve">strace -f -o src/build/trace.log \</w:t>
-        <w:br/>
-        <w:t xml:space="preserve">  ./src/build/parent &lt; src/examples/zero.in</w:t>
-      </w:r>
-    </w:p>
-    <w:p>
-      <w:pPr>
-        <w:spacing w:after="120" w:line="276" w:lineRule="auto"/>
-        <w:ind w:firstLine="706"/>
-        <w:jc w:val="both"/>
-      </w:pPr>
-      <w:r>
-        <w:rPr>
-          <w:color w:val="000000"/>
-        </w:rPr>
-        <w:t xml:space="preserve">В трассе следует найти создание двух каналов и потомка, dup2, execve программы child, открытие файла и запись результата. Ответ о нуле виден как write(1, "Z", 1) потомка. waitpid обычно отображается в Linux как wait4; ожидаемый код программы в этом примере — 2.</w:t>
+        <w:t>strace -f -o src/build/trace.log ./src/build/parent &lt; src/examples/zero.in</w:t>
+      </w:r>
+    </w:p>
+    <w:p>
+      <w:pPr>
+        <w:spacing w:after="120" w:line="276" w:lineRule="auto"/>
+        <w:ind w:firstLine="706"/>
+        <w:jc w:val="both"/>
+      </w:pPr>
+      <w:r>
+        <w:rPr>
+          <w:color w:val="000000"/>
+        </w:rPr>
+        <w:t>Ключ -f включает потомка, -o сохраняет трассу. Создание каналов соответствует parent.c 64–71; fork — строке 72; dup2 — 78–79; execvp, отображаемый через execve, — 82. Открытие файла находится в child.c 32, запись результата через dprintf — 74. При нуле child.c 62 вызывает send_reply: write в child.c 14 через common.c 33 отправляет Z в stdout, то есть pipe2. Ожидание waitpid находится в common.c 126 и на Linux обычно видно как wait4. При этом примере код завершения равен 2, а в файле остаётся 6.</w:t>
       </w:r>
     </w:p>
     <w:p>
@@ -1876,7 +1915,7 @@
     <w:rPr>
       <w:b/>
       <w:bCs/>
-      <w:color w:val="1F3864"/>
+      <w:color w:val="000000"/>
       <w:sz w:val="28"/>
       <w:szCs w:val="28"/>
     </w:rPr>
@@ -1893,7 +1932,7 @@
     <w:rPr>
       <w:b/>
       <w:bCs/>
-      <w:color w:val="2E5FA3"/>
+      <w:color w:val="000000"/>
       <w:sz w:val="26"/>
       <w:szCs w:val="26"/>
     </w:rPr>

--- a/report/report.docx
+++ b/report/report.docx
@@ -351,7 +351,7 @@
         <w:rPr>
           <w:color w:val="000000"/>
         </w:rPr>
-        <w:t>Решение написано на C11 с использованием POSIX API, целевая ОС — Linux. parent.c создаёт два канала, вызывает fork и запускает child через execvp. child.c открывает файл и записывает результаты через dprintf. Разбор чисел вынесен в division.c; чтение строк, полная запись, сигналы и ожидание потомка — в common.c. Сборка задана в src/Makefile.</w:t>
+        <w:t>Решение написано на C11 с использованием POSIX API для Linux. В проекте три исходных файла и общий заголовок: parent.c запускает потомка и передаёт символы, child.c разбирает строки и выполняет деление, common.c содержит операции с байтом, сигналы, закрытие дескрипторов и waitpid. Сборка двух программ задана в src/Makefile.</w:t>
       </w:r>
     </w:p>
     <w:p>
@@ -423,7 +423,7 @@
         <w:rPr>
           <w:color w:val="000000"/>
         </w:rPr>
-        <w:t xml:space="preserve">Потомок отправляет однобайтовые ответы: R — файл открыт и можно начинать; A — команда обработана; I — строка отвергнута; Z — нулевой делитель; F — ошибка. После каждой команды родитель ждёт ответ, поэтому следующая команда не передаётся после Z. По окончании ввода родитель закрывает pipe1 и вызывает waitpid для созданного потомка.</w:t>
+        <w:t>Потомок отправляет два вида однобайтовых сообщений: A — готовность принять следующую строку, Z — остановка при нулевом делителе. Первый A отправляется после открытия выходного файла. После каждого перевода строки parent ждёт ответ; следующая команда после Z не отправляется. Ошибка потомка обнаруживается по закрытию канала и коду waitpid. При EOF родитель закрывает канал команд и ждёт потомка.</w:t>
       </w:r>
     </w:p>
     <w:p>
@@ -490,7 +490,7 @@
         <w:rPr>
           <w:color w:val="000000"/>
         </w:rPr>
-        <w:t>В parent.c, строки 64–85, оба канала создаются до fork. В дочерней ветви dup2 связывает стандартные потоки с каналами, закрываются исходные дескрипторы и запускается отдельная программа child. Ошибка execvp приводит к выходу с кодом 127.</w:t>
+        <w:t>В parent.c, строки 50–63, создаются два канала и выполняется fork. Дочерняя ветвь перенаправляет стандартные потоки через dup2, закрывает исходные дескрипторы и запускает child через execvp. При отказе execvp потомок завершает работу с кодом 127. Обычный запуск выполняется из корня репозитория; путь к child можно также передать дополнительным аргументом.</w:t>
       </w:r>
     </w:p>
     <w:p>
@@ -507,45 +507,29 @@
           <w:color w:val="595959"/>
           <w:sz w:val="20"/>
         </w:rPr>
-        <w:t xml:space="preserve">    if (pipe(commands) == -1) {</w:t>
-        <w:br/>
-        <w:t xml:space="preserve">        perror("parent: pipe1");</w:t>
-        <w:br/>
-        <w:t xml:space="preserve">        goto cleanup;</w:t>
-        <w:br/>
-        <w:t xml:space="preserve">    }</w:t>
-        <w:br/>
-        <w:t xml:space="preserve">    if (pipe(replies) == -1) {</w:t>
-        <w:br/>
-        <w:t xml:space="preserve">        perror("parent: pipe2");</w:t>
-        <w:br/>
-        <w:t xml:space="preserve">        goto cleanup;</w:t>
-        <w:br/>
-        <w:t xml:space="preserve">    }</w:t>
+        <w:t xml:space="preserve">    if (pipe(commands) == -1) { perror("pipe1"); goto cleanup; }</w:t>
+        <w:br/>
+        <w:t xml:space="preserve">    if (pipe(replies) == -1) { perror("pipe2"); goto cleanup; }</w:t>
         <w:br/>
         <w:t xml:space="preserve">    child = fork();</w:t>
         <w:br/>
-        <w:t xml:space="preserve">    if (child == -1) {</w:t>
-        <w:br/>
-        <w:t xml:space="preserve">        perror("parent: fork");</w:t>
-        <w:br/>
-        <w:t xml:space="preserve">        goto cleanup;</w:t>
-        <w:br/>
-        <w:t xml:space="preserve">    }</w:t>
+        <w:t xml:space="preserve">    if (child == -1) { perror("fork"); goto cleanup; }</w:t>
         <w:br/>
         <w:t xml:space="preserve">    if (child == 0) {</w:t>
         <w:br/>
         <w:t xml:space="preserve">        if (dup2(commands[0], STDIN_FILENO) == -1 ||</w:t>
         <w:br/>
-        <w:t xml:space="preserve">            dup2(replies[1], STDOUT_FILENO) == -1) { perror("child: dup2"); _exit(1); }</w:t>
+        <w:t xml:space="preserve">            dup2(replies[1], STDOUT_FILENO) == -1) { perror("dup2"); _exit(1); }</w:t>
         <w:br/>
         <w:t xml:space="preserve">        if (close_pipes(commands, replies) == -1) _exit(1);</w:t>
         <w:br/>
-        <w:t xml:space="preserve">        char *const arguments[] = {program, filename, NULL};</w:t>
+        <w:t xml:space="preserve">        char *program = argc == 2 ? argv[1] : "./src/build/child";</w:t>
+        <w:br/>
+        <w:t xml:space="preserve">        char *arguments[] = {program, filename, NULL};</w:t>
         <w:br/>
         <w:t xml:space="preserve">        execvp(program, arguments);</w:t>
         <w:br/>
-        <w:t xml:space="preserve">        perror("child: execvp");</w:t>
+        <w:t xml:space="preserve">        perror("execvp");</w:t>
         <w:br/>
         <w:t xml:space="preserve">        _exit(127);</w:t>
         <w:br/>
@@ -575,7 +559,7 @@
         <w:rPr>
           <w:color w:val="000000"/>
         </w:rPr>
-        <w:t xml:space="preserve">Успешный execvp заменяет программу в уже созданном процессе. Он не создаёт ещё один процесс. Родитель после fork продолжает собственную ветвь и проверяет ответ R перед отправкой первой команды.</w:t>
+        <w:t>Успешный execvp заменяет программу в уже созданном процессе. Он не создаёт ещё один процесс. Родитель после fork продолжает собственную ветвь и проверяет ответ A перед отправкой первой команды.</w:t>
       </w:r>
     </w:p>
     <w:p>
@@ -584,21 +568,21 @@
         <w:keepNext/>
       </w:pPr>
       <w:r>
-        <w:t xml:space="preserve">3.2 Разбор чисел и последовательное деление</w:t>
-      </w:r>
-    </w:p>
-    <w:p>
-      <w:pPr>
-        <w:spacing w:after="120" w:line="276" w:lineRule="auto"/>
-        <w:ind w:firstLine="706"/>
-        <w:jc w:val="both"/>
-        <w:keepNext/>
-      </w:pPr>
-      <w:r>
-        <w:rPr>
-          <w:color w:val="000000"/>
-        </w:rPr>
-        <w:t>В division.c, строки 8–33, strtof возвращает очередное число float, а через указатель end сообщает адрес конца числа. Проверяются границы элемента, диапазон и конечность значения. Первое число становится результатом, остальные используются как делители.</w:t>
+        <w:t>3.2 Разбор чисел и последовательное деление</w:t>
+      </w:r>
+    </w:p>
+    <w:p>
+      <w:pPr>
+        <w:spacing w:after="120" w:line="276" w:lineRule="auto"/>
+        <w:ind w:firstLine="706"/>
+        <w:jc w:val="both"/>
+        <w:keepNext/>
+      </w:pPr>
+      <w:r>
+        <w:rPr>
+          <w:color w:val="000000"/>
+        </w:rPr>
+        <w:t>В child.c, строки 15–36, функция divide_line читает числа через strtof. Указатель end задаёт границу очередного числа. Проверяются неверные элементы, диапазон и конечность значений. Первое число становится ответом, последующие — делителями; проверка нуля выполняется до деления.</w:t>
       </w:r>
     </w:p>
     <w:p>
@@ -615,51 +599,43 @@
           <w:color w:val="595959"/>
           <w:sz w:val="20"/>
         </w:rPr>
-        <w:t>enum calculation divide_line(const char *line, float *result)</w:t>
+        <w:t>static enum calculation divide_line(const char *line, float *result)</w:t>
         <w:br/>
         <w:t>{</w:t>
         <w:br/>
-        <w:t xml:space="preserve">    const char *position = line;</w:t>
-        <w:br/>
         <w:t xml:space="preserve">    int first = 1;</w:t>
         <w:br/>
-        <w:t xml:space="preserve">    while (*position != '\0') {</w:t>
-        <w:br/>
-        <w:t xml:space="preserve">        while (isspace((unsigned char)*position)) ++position;</w:t>
-        <w:br/>
-        <w:t xml:space="preserve">        if (*position == '\0') break;</w:t>
+        <w:t xml:space="preserve">    while (*line != '\0') {</w:t>
+        <w:br/>
+        <w:t xml:space="preserve">        while (isspace((unsigned char)*line)) ++line;</w:t>
+        <w:br/>
+        <w:t xml:space="preserve">        if (*line == '\0') break;</w:t>
         <w:br/>
         <w:t xml:space="preserve">        char *end;</w:t>
         <w:br/>
         <w:t xml:space="preserve">        errno = 0;</w:t>
         <w:br/>
-        <w:t xml:space="preserve">        float value = strtof(position, &amp;end);</w:t>
-        <w:br/>
-        <w:t xml:space="preserve">        if (end == position || (*end != '\0' &amp;&amp; !isspace((unsigned char)*end)))</w:t>
+        <w:t xml:space="preserve">        float number = strtof(line, &amp;end);</w:t>
+        <w:br/>
+        <w:t xml:space="preserve">        if (end == line || (*end != '\0' &amp;&amp; !isspace((unsigned char)*end)))</w:t>
         <w:br/>
         <w:t xml:space="preserve">            return CALC_INVALID;</w:t>
         <w:br/>
-        <w:t xml:space="preserve">        if (errno == ERANGE || !isfinite(value)) return CALC_RANGE;</w:t>
-        <w:br/>
-        <w:t xml:space="preserve">        if (first) {</w:t>
-        <w:br/>
-        <w:t xml:space="preserve">            *result = value;</w:t>
-        <w:br/>
-        <w:t xml:space="preserve">            first = 0;</w:t>
+        <w:t xml:space="preserve">        if (errno == ERANGE || !isfinite(number)) return CALC_INVALID;</w:t>
+        <w:br/>
+        <w:t xml:space="preserve">        if (first) { *result = number; first = 0; }</w:t>
+        <w:br/>
+        <w:t xml:space="preserve">        else {</w:t>
+        <w:br/>
+        <w:t xml:space="preserve">            if (number == 0.0f) return CALC_ZERO;</w:t>
+        <w:br/>
+        <w:t xml:space="preserve">            *result /= number;</w:t>
+        <w:br/>
+        <w:t xml:space="preserve">            if (!isfinite(*result)) return CALC_INVALID;</w:t>
         <w:br/>
         <w:t xml:space="preserve">        }</w:t>
         <w:br/>
-        <w:t xml:space="preserve">        else {</w:t>
-        <w:br/>
-        <w:t xml:space="preserve">            if (value == 0.0f) return CALC_ZERO;</w:t>
-        <w:br/>
-        <w:t xml:space="preserve">            *result /= value;</w:t>
-        <w:br/>
-        <w:t xml:space="preserve">            if (!isfinite(*result)) return CALC_RANGE;</w:t>
-        <w:br/>
-        <w:t xml:space="preserve">        }</w:t>
-        <w:br/>
-        <w:t xml:space="preserve">        position = end;</w:t>
+        <w:t xml:space="preserve">        line = end;</w:t>
         <w:br/>
         <w:t xml:space="preserve">    }</w:t>
         <w:br/>
@@ -714,7 +690,7 @@
         <w:rPr>
           <w:color w:val="000000"/>
         </w:rPr>
-        <w:t>В child.c, строки 60–65, потомок сообщает о нулевом делителе через pipe2 и завершает цикл с кодом 2. Этот ответ формируется до записи результата ошибочной команды.</w:t>
+        <w:t>В child.c, строки 61–67, нулевой делитель приводит к отправке Z через второй канал. Потомок завершает цикл с кодом 2. Результат ошибочной команды в файл не записывается.</w:t>
       </w:r>
     </w:p>
     <w:p>
@@ -731,11 +707,13 @@
           <w:color w:val="595959"/>
           <w:sz w:val="20"/>
         </w:rPr>
-        <w:t xml:space="preserve">        if (calculation == CALC_ZERO) {</w:t>
-        <w:br/>
-        <w:t xml:space="preserve">            if (dprintf(STDERR_FILENO, "[child pid=%ld] line=%zu: division by zero; stopping\n", (long)getpid(), number) &lt; 0) goto cleanup;</w:t>
-        <w:br/>
-        <w:t xml:space="preserve">            if (send_reply(ZERO) == -1) goto cleanup;</w:t>
+        <w:t xml:space="preserve">        if (status == CALC_ZERO) {</w:t>
+        <w:br/>
+        <w:t xml:space="preserve">            if (dprintf(STDERR_FILENO, "[child pid=%ld] division by zero\n",</w:t>
+        <w:br/>
+        <w:t xml:space="preserve">                        (long)getpid()) &lt; 0) { perror("child: log"); goto cleanup; }</w:t>
+        <w:br/>
+        <w:t xml:space="preserve">            if (write_byte(STDOUT_FILENO, 'Z') == -1) { perror("child: reply"); goto cleanup; }</w:t>
         <w:br/>
         <w:t xml:space="preserve">            result = EXIT_ZERO_DIVISION;</w:t>
         <w:br/>
@@ -767,7 +745,7 @@
         <w:rPr>
           <w:color w:val="000000"/>
         </w:rPr>
-        <w:t>В parent.c, строки 122–126, ответ ZERO прекращает отправку команд. Общий участок cleanup закрывает каналы, ожидает потомка и освобождает память.</w:t>
+        <w:t>В parent.c, строки 99–105, ответ Z прекращает обработку ввода. В cleanup закрываются каналы, вызывается reap_child и освобождается имя выходного файла.</w:t>
       </w:r>
     </w:p>
     <w:p>
@@ -776,21 +754,21 @@
         <w:keepNext/>
       </w:pPr>
       <w:r>
-        <w:t xml:space="preserve">3.4 Динамическая память и обработка сигналов</w:t>
-      </w:r>
-    </w:p>
-    <w:p>
-      <w:pPr>
-        <w:spacing w:after="120" w:line="276" w:lineRule="auto"/>
-        <w:ind w:firstLine="706"/>
-        <w:jc w:val="both"/>
-        <w:keepNext/>
-      </w:pPr>
-      <w:r>
-        <w:rPr>
-          <w:color w:val="000000"/>
-        </w:rPr>
-        <w:t>read_line начинает с 256 байт и удваивает вместимость при нехватке места. В common.c 100–110 временный указатель grown позволяет проверить realloc, сохранив прежний блок при отказе.</w:t>
+        <w:t>3.4 Чтение строк и управление ресурсами</w:t>
+      </w:r>
+    </w:p>
+    <w:p>
+      <w:pPr>
+        <w:spacing w:after="120" w:line="276" w:lineRule="auto"/>
+        <w:ind w:firstLine="706"/>
+        <w:jc w:val="both"/>
+        <w:keepNext/>
+      </w:pPr>
+      <w:r>
+        <w:rPr>
+          <w:color w:val="000000"/>
+        </w:rPr>
+        <w:t>Для строк используется стандартная POSIX-функция getline: она сама выделяет и увеличивает буфер, поэтому число операндов не ограничено фиксированным массивом. В child.c 44–60 один блок повторно используется до завершения, а затем освобождается через free.</w:t>
       </w:r>
     </w:p>
     <w:p>
@@ -807,25 +785,17 @@
           <w:color w:val="595959"/>
           <w:sz w:val="20"/>
         </w:rPr>
-        <w:t xml:space="preserve">        if (*size + 1 == capacity) {</w:t>
-        <w:br/>
-        <w:t xml:space="preserve">            if (capacity &gt; SIZE_MAX / 2) {</w:t>
-        <w:br/>
-        <w:t xml:space="preserve">                errno = ENOMEM;</w:t>
-        <w:br/>
-        <w:t xml:space="preserve">                goto fail;</w:t>
-        <w:br/>
-        <w:t xml:space="preserve">            }</w:t>
-        <w:br/>
-        <w:t xml:space="preserve">            size_t next = capacity * 2;</w:t>
-        <w:br/>
-        <w:t xml:space="preserve">            char *grown = realloc(*line, next);</w:t>
-        <w:br/>
-        <w:t xml:space="preserve">            if (grown == NULL) goto fail;</w:t>
-        <w:br/>
-        <w:t xml:space="preserve">            *line = grown;</w:t>
-        <w:br/>
-        <w:t xml:space="preserve">            capacity = next;</w:t>
+        <w:t xml:space="preserve">    while (!interrupted) {</w:t>
+        <w:br/>
+        <w:t xml:space="preserve">        ssize_t length = getline(&amp;line, &amp;capacity, stdin);</w:t>
+        <w:br/>
+        <w:t xml:space="preserve">        if (length == -1) {</w:t>
+        <w:br/>
+        <w:t xml:space="preserve">            if (feof(stdin)) result = EXIT_SUCCESS;</w:t>
+        <w:br/>
+        <w:t xml:space="preserve">            else perror("child: getline");</w:t>
+        <w:br/>
+        <w:t xml:space="preserve">            break;</w:t>
         <w:br/>
         <w:t xml:space="preserve">        }</w:t>
       </w:r>
@@ -840,46 +810,46 @@
           <w:i/>
           <w:color w:val="000000"/>
         </w:rPr>
-        <w:t xml:space="preserve">Листинг 4 — Безопасное увеличение буфера строки</w:t>
-      </w:r>
-    </w:p>
-    <w:p>
-      <w:pPr>
-        <w:spacing w:after="120" w:line="276" w:lineRule="auto"/>
-        <w:ind w:firstLine="706"/>
-        <w:jc w:val="both"/>
-      </w:pPr>
-      <w:r>
-        <w:rPr>
-          <w:color w:val="000000"/>
-        </w:rPr>
-        <w:t>Побайтовое чтение упрощает код, увеличивая число read. Строка освобождается после обработки. write_all дописывает частичную запись. poll позволяет parent заметить исчезновение child во время ожидания ввода.</w:t>
-      </w:r>
-    </w:p>
-    <w:p>
-      <w:pPr>
-        <w:spacing w:after="120" w:line="276" w:lineRule="auto"/>
-        <w:ind w:firstLine="706"/>
-        <w:jc w:val="both"/>
-      </w:pPr>
-      <w:r>
-        <w:rPr>
-          <w:color w:val="000000"/>
-        </w:rPr>
-        <w:t>SIGINT и SIGTERM сохраняются во флаге interrupted; уборка выполняется вне обработчика. SIGPIPE игнорируется, чтобы программа могла обработать EPIPE при записи без читателя.</w:t>
-      </w:r>
-    </w:p>
-    <w:p>
-      <w:pPr>
-        <w:spacing w:after="120" w:line="276" w:lineRule="auto"/>
-        <w:ind w:firstLine="706"/>
-        <w:jc w:val="both"/>
-      </w:pPr>
-      <w:r>
-        <w:rPr>
-          <w:color w:val="000000"/>
-        </w:rPr>
-        <w:t xml:space="preserve">Проверяются результаты создания каналов и процесса, перенаправления потоков, открытия и записи файла, выделения памяти и ожидания потомка. waitpid повторяется при EINTR. При обработанном прерывании код родителя равен 128 + номер сигнала; например, для SIGTERM — 143.</w:t>
+        <w:t>Листинг 4 — Чтение очередной строки</w:t>
+      </w:r>
+    </w:p>
+    <w:p>
+      <w:pPr>
+        <w:spacing w:after="120" w:line="276" w:lineRule="auto"/>
+        <w:ind w:firstLine="706"/>
+        <w:jc w:val="both"/>
+      </w:pPr>
+      <w:r>
+        <w:rPr>
+          <w:color w:val="000000"/>
+        </w:rPr>
+        <w:t>Родитель передаёт байты через read_byte и write_byte; на переводе строки ждёт ответ. При EOF незаконченная команда дополняется переводом строки. Poll следит за вводом и каналом потомка. Setvbuf отключает предварительное чтение stdin перед сочетанием getline и read.</w:t>
+      </w:r>
+    </w:p>
+    <w:p>
+      <w:pPr>
+        <w:spacing w:after="120" w:line="276" w:lineRule="auto"/>
+        <w:ind w:firstLine="706"/>
+        <w:jc w:val="both"/>
+      </w:pPr>
+      <w:r>
+        <w:rPr>
+          <w:color w:val="000000"/>
+        </w:rPr>
+        <w:t>SIGINT и SIGTERM записываются во флаг interrupted. Poll ждёт до 100 мс, чтобы цикл проверял флаг. SIGPIPE игнорируется: запись без читателя возвращает EPIPE. Закрытие канала команд даёт потомку EOF, waitpid забирает его завершение.</w:t>
+      </w:r>
+    </w:p>
+    <w:p>
+      <w:pPr>
+        <w:spacing w:after="120" w:line="276" w:lineRule="auto"/>
+        <w:ind w:firstLine="706"/>
+        <w:jc w:val="both"/>
+      </w:pPr>
+      <w:r>
+        <w:rPr>
+          <w:color w:val="000000"/>
+        </w:rPr>
+        <w:t>Ошибки системных вызовов и операций ввода-вывода проверяются. Cleanup закрывает ресурсы и освобождает getline-буферы даже при отказах. При обработанном сигнале код равен 128 + его номеру; для SIGTERM — 143.</w:t>
       </w:r>
     </w:p>
     <w:p>
@@ -902,7 +872,7 @@
         <w:rPr>
           <w:color w:val="000000"/>
         </w:rPr>
-        <w:t>Приведены сохранённые результаты реальных запусков из report/logs. Текущая локальная среда: macOS 27.2 arm64, Apple Clang 21.0.0, Python 3.9.6. Код использует POSIX API для Linux; фактическая трассировка Linux strace здесь не выполнялась.</w:t>
+        <w:t>Сохранены реальные результаты текущих запусков в report/logs. Локальная среда: macOS 27.2 arm64, Apple Clang 21.0.0, Python 3.9.6. Целевая ОС — Linux/POSIX. Фактическая Linux-трасса strace здесь не получена; ниже приведена команда для её демонстрации.</w:t>
       </w:r>
     </w:p>
     <w:p>
@@ -959,21 +929,11 @@
         <w:br/>
         <w:t>STDERR:</w:t>
         <w:br/>
-        <w:t>[parent pid=27732] child=27733; pipe1 sends commands, pipe2 receives status</w:t>
-        <w:br/>
-        <w:t>[child pid=27733] ppid=27732; output=src/build/results.txt; ready</w:t>
-        <w:br/>
-        <w:t>[child pid=27733] line=1: result=10</w:t>
-        <w:br/>
-        <w:t>[child pid=27733] line=2: result=3</w:t>
-        <w:br/>
-        <w:t>[child pid=27733] line=3: result=4</w:t>
-        <w:br/>
-        <w:t>[child pid=27733] line=4: result=0</w:t>
-        <w:br/>
-        <w:t>[child pid=27733] line=5: result=0.5</w:t>
-        <w:br/>
-        <w:t>[parent pid=27732] child=27733 exited status=0; reaped</w:t>
+        <w:t>[parent pid=40134] child=40135</w:t>
+        <w:br/>
+        <w:t>[child pid=40135] ppid=40134; ready</w:t>
+        <w:br/>
+        <w:t>[parent pid=40134] child=40135 status=0; reaped</w:t>
         <w:br/>
         <w:t>Exit code: 0</w:t>
         <w:br/>
@@ -1000,7 +960,7 @@
         <w:rPr>
           <w:color w:val="000000"/>
         </w:rPr>
-        <w:t>PID 27732 относится к родителю, PID 27733 — к потомку; ppid потомка совпадает с PID родителя. Результаты 10, 3, 4, 0 и 0.5 соответствуют входным строкам. Сообщение exited status=0; reaped подтверждает получение статуса потомка через waitpid.</w:t>
+        <w:t>PID 40134 относится к parent, PID 40135 — к child. Ppid потомка совпадает с PID родителя. В выходном файле записаны 10, 3, 4, 0 и 0.5. Сообщение status=0; reaped подтверждает получение успешного завершения потомка через waitpid.</w:t>
       </w:r>
     </w:p>
     <w:p>
@@ -1044,17 +1004,13 @@
         <w:br/>
         <w:t>STDERR:</w:t>
         <w:br/>
-        <w:t>[parent pid=27734] child=27735; pipe1 sends commands, pipe2 receives status</w:t>
-        <w:br/>
-        <w:t>[child pid=27735] ppid=27734; output=src/build/zero-result.txt; ready</w:t>
-        <w:br/>
-        <w:t>[child pid=27735] line=1: result=6</w:t>
-        <w:br/>
-        <w:t>[child pid=27735] line=2: division by zero; stopping</w:t>
-        <w:br/>
-        <w:t>[parent pid=27734] division by zero reported by child; stopping</w:t>
-        <w:br/>
-        <w:t>[parent pid=27734] child=27735 exited status=2; reaped</w:t>
+        <w:t>[parent pid=40136] child=40137</w:t>
+        <w:br/>
+        <w:t>[child pid=40137] ppid=40136; ready</w:t>
+        <w:br/>
+        <w:t>[child pid=40137] division by zero</w:t>
+        <w:br/>
+        <w:t>[parent pid=40136] child=40137 status=2; reaped</w:t>
         <w:br/>
         <w:t>Exit code: 2</w:t>
         <w:br/>
@@ -1073,20 +1029,20 @@
         <w:rPr>
           <w:color w:val="000000"/>
         </w:rPr>
-        <w:t xml:space="preserve">Оба процесса завершаются с кодом 2, в файле остаётся только 6. Разные PID и сообщение reaped показывают отдельные процессы и ожидание потомка родителем. Полные журналы сохранены в report/logs/normal.log и report/logs/zero.log.</w:t>
-      </w:r>
-    </w:p>
-    <w:p>
-      <w:pPr>
-        <w:spacing w:after="120" w:line="276" w:lineRule="auto"/>
-        <w:ind w:firstLine="706"/>
-        <w:jc w:val="both"/>
-      </w:pPr>
-      <w:r>
-        <w:rPr>
-          <w:color w:val="000000"/>
-        </w:rPr>
-        <w:t xml:space="preserve">В запуске src/examples/invalid.in первые четыре строки отклоняются: две содержат неверные токены, ещё две — NaN и число вне диапазона float. После этого команда «9 3» даёт 3, обмен завершается с кодом 0.</w:t>
+        <w:t>Оба процесса завершаются с кодом 2, в выходном файле остаётся только 6. Следующая команда 99 3 не обрабатывается. Разные PID и сообщение reaped подтверждают создание потомка и ожидание его завершения. Полные журналы находятся в report/logs/normal.log и report/logs/zero.log.</w:t>
+      </w:r>
+    </w:p>
+    <w:p>
+      <w:pPr>
+        <w:spacing w:after="120" w:line="276" w:lineRule="auto"/>
+        <w:ind w:firstLine="706"/>
+        <w:jc w:val="both"/>
+      </w:pPr>
+      <w:r>
+        <w:rPr>
+          <w:color w:val="000000"/>
+        </w:rPr>
+        <w:t>В примере invalid.in первые четыре строки отвергнуты как неверный ввод: неверные элементы, NaN и выход за диапазон float. Они получают одинаковую диагностику invalid input; skipped. Следующая команда 9 3 даёт результат 3.</w:t>
       </w:r>
     </w:p>
     <w:p>
@@ -1102,28 +1058,25 @@
           <w:color w:val="595959"/>
           <w:sz w:val="20"/>
         </w:rPr>
-        <w:t>[parent pid=27736] child=27737; pipe1 sends commands, pipe2 receives status</w:t>
-        <w:br/>
-        <w:t>[child pid=27737] ppid=27736; output=src/build/invalid-result.txt; ready</w:t>
-        <w:br/>
-        <w:t>[child pid=27737] line=1: invalid float token; skipped</w:t>
-        <w:br/>
-        <w:t>[child pid=27737] line=2: invalid float token; skipped</w:t>
-        <w:br/>
-        <w:t>[child pid=27737] line=3: float out of range; skipped</w:t>
-        <w:br/>
-        <w:t>[child pid=27737] line=4: float out of range; skipped</w:t>
-        <w:br/>
-        <w:t>[child pid=27737] line=5: result=3</w:t>
-        <w:br/>
-        <w:t>[parent pid=27736] child=27737 exited status=0; reaped</w:t>
+        <w:t>[parent pid=40138] child=40139</w:t>
+        <w:br/>
+        <w:t>[child pid=40139] ppid=40138; ready</w:t>
+        <w:br/>
+        <w:t>[child pid=40139] invalid input; skipped</w:t>
+        <w:br/>
+        <w:t>[child pid=40139] invalid input; skipped</w:t>
+        <w:br/>
+        <w:t>[child pid=40139] invalid input; skipped</w:t>
+        <w:br/>
+        <w:t>[child pid=40139] invalid input; skipped</w:t>
+        <w:br/>
+        <w:t>[parent pid=40138] child=40139 status=0; reaped</w:t>
         <w:br/>
         <w:t>Exit code: 0</w:t>
         <w:br/>
         <w:t>OUTPUT FILE:</w:t>
         <w:br/>
         <w:t>3</w:t>
-        <w:br/>
       </w:r>
     </w:p>
     <w:p>
@@ -1146,7 +1099,7 @@
         <w:rPr>
           <w:color w:val="000000"/>
         </w:rPr>
-        <w:t xml:space="preserve">В каждом из двух сохранённых запусков 15 тестов успешны, один пропущен: устройство /dev/full отсутствует на macOS. AddressSanitizer и UndefinedBehaviorSanitizer не сообщили об ошибках в выполненных сценариях. Ниже приведены итоговые строки журналов.</w:t>
+        <w:t>В обычной сборке и сборке с AddressSanitizer и UndefinedBehaviorSanitizer прошли 16 тестов; один тест /dev/full пропущен, поскольку устройство отсутствует на macOS. Диагностики санитайзеров в выполненных сценариях нет. Ниже приведены итоговые строки текущих журналов.</w:t>
       </w:r>
     </w:p>
     <w:p>
@@ -1164,13 +1117,15 @@
         </w:rPr>
         <w:t>$ make -C src test</w:t>
         <w:br/>
-        <w:t>Ran 16 tests in 0.808s</w:t>
+        <w:t>Ran 17 tests in 0.913s</w:t>
+        <w:br/>
         <w:br/>
         <w:t>OK (skipped=1)</w:t>
         <w:br/>
         <w:t>$ make -C src sanitize</w:t>
         <w:br/>
-        <w:t>Ran 16 tests in 1.212s</w:t>
+        <w:t>Ran 17 tests in 1.083s</w:t>
+        <w:br/>
         <w:br/>
         <w:t>OK (skipped=1)</w:t>
       </w:r>
@@ -1185,7 +1140,7 @@
         <w:rPr>
           <w:color w:val="000000"/>
         </w:rPr>
-        <w:t xml:space="preserve">Проверены дробные и отрицательные числа, ноль первым операндом, делители ±0, неверные токены, NaN, бесконечность, встроенный NUL и выход за диапазон. Строка из числа 42 и 100 000 единиц даёт результат 42; результаты 500 команд совпадают с ожидаемыми с относительным допуском 3e-7. Последняя строка без перевода строки обрабатывается.</w:t>
+        <w:t>Проверены дробные и отрицательные числа, ноль первым операндом, делители ±0, неверные элементы, NaN, бесконечность и встроенный NUL. Длинная строка с 100 000 единиц обрабатывается без фиксированного ограничения длины. Результаты 500 команд проверяются с относительным допуском 3e-7. Последняя строка без перевода строки также обрабатывается.</w:t>
       </w:r>
     </w:p>
     <w:p>
@@ -1211,7 +1166,7 @@
         <w:rPr>
           <w:color w:val="000000"/>
         </w:rPr>
-        <w:t xml:space="preserve">Сборка с -Wall -Wextra -Wpedantic -Werror и статический анализ clang --analyze четырёх модулей C прошли без замечаний. Полные журналы: report/logs/build.log, tests.log и sanitizers.log.</w:t>
+        <w:t>Сборка с -Wall -Wextra -Wpedantic -Werror и статический анализ clang --analyze трёх модулей C прошли без замечаний. Журналы сборки, тестов и санитайзеров сохранены в report/logs.</w:t>
       </w:r>
     </w:p>
     <w:p>
@@ -1234,7 +1189,7 @@
         <w:rPr>
           <w:color w:val="000000"/>
         </w:rPr>
-        <w:t>strace — внешняя утилита Linux, а не функция внутри программы. Она показывает системные вызовы и сигналы. На Linux после сборки при установленном strace из корня репозитория выполняется команда ниже. Это инструкция для демонстрации; фактическая Linux-трасса локально не получена.</w:t>
+        <w:t>Strace — внешняя утилита Linux, показывающая системные вызовы и сигналы. В исходниках нет функции strace: трассировщик запускается снаружи программы. Для получения журнала на Linux с установленным strace из корня проекта выполняется команда ниже. Это инструкция, а не полученный здесь журнал Linux.</w:t>
       </w:r>
     </w:p>
     <w:p>
@@ -1263,7 +1218,7 @@
         <w:rPr>
           <w:color w:val="000000"/>
         </w:rPr>
-        <w:t>Ключ -f включает потомка, -o сохраняет трассу. Создание каналов соответствует parent.c 64–71; fork — строке 72; dup2 — 78–79; execvp, отображаемый через execve, — 82. Открытие файла находится в child.c 32, запись результата через dprintf — 74. При нуле child.c 62 вызывает send_reply: write в child.c 14 через common.c 33 отправляет Z в stdout, то есть pipe2. Ожидание waitpid находится в common.c 126 и на Linux обычно видно как wait4. При этом примере код завершения равен 2, а в файле остаётся 6.</w:t>
+        <w:t>Ключ -f включает потомка, -o задаёт файл журнала. Pipe находится в parent.c 50–51, fork — 52, dup2 — 55–56, execvp — 60. Open находится в child.c 43, запись результата через dprintf — 72. Ответ Z отправляется в child.c 64 через write в common.c 38. Poll находится в parent.c 79, waitpid — в common.c 68. На Linux библиотечные функции могут отображаться как pipe2, clone, execve, openat и wait4. Ожидаемые код завершения и содержимое файла: 2 и число 6.</w:t>
       </w:r>
     </w:p>
     <w:p>

--- a/report/report.docx
+++ b/report/report.docx
@@ -79,7 +79,7 @@
           <w:sz w:val="32"/>
           <w:szCs w:val="32"/>
         </w:rPr>
-        <w:t xml:space="preserve">№ 2</w:t>
+        <w:t>№ 2</w:t>
       </w:r>
     </w:p>
     <w:p>
@@ -131,9 +131,9 @@
         <w:rPr>
           <w:color w:val="000000"/>
         </w:rPr>
-        <w:t xml:space="preserve">Управление процессами и обмен данными через каналы</w:t>
-        <w:br/>
-        <w:t xml:space="preserve">Вариант 4</w:t>
+        <w:t>Управление процессами и обмен данными через каналы</w:t>
+        <w:br/>
+        <w:t>Вариант 4</w:t>
       </w:r>
     </w:p>
     <w:p>
@@ -161,7 +161,7 @@
         <w:jc w:val="right"/>
       </w:pPr>
       <w:r>
-        <w:t xml:space="preserve">студент группы М8О-210БВ-25</w:t>
+        <w:t>студент группы М8О-210БВ-25</w:t>
       </w:r>
     </w:p>
     <w:p>
@@ -170,7 +170,7 @@
         <w:jc w:val="right"/>
       </w:pPr>
       <w:r>
-        <w:t xml:space="preserve">Македонский Александр Сергеевич</w:t>
+        <w:t>Македонский Александр Сергеевич</w:t>
       </w:r>
     </w:p>
     <w:p>
@@ -183,7 +183,6 @@
           <w:b/>
           <w:bCs/>
         </w:rPr>
-        <w:t xml:space="preserve"/>
       </w:r>
     </w:p>
     <w:p>
@@ -196,7 +195,6 @@
           <w:i/>
           <w:iCs/>
         </w:rPr>
-        <w:t xml:space="preserve"/>
       </w:r>
     </w:p>
     <w:p>
@@ -204,9 +202,7 @@
         <w:spacing w:after="800"/>
         <w:jc w:val="right"/>
       </w:pPr>
-      <w:r>
-        <w:t xml:space="preserve"/>
-      </w:r>
+      <w:r/>
     </w:p>
     <w:p>
       <w:pPr>
@@ -288,13 +284,11 @@
         <w:rPr>
           <w:color w:val="000000"/>
         </w:rPr>
-        <w:t xml:space="preserve">Москва, 2026 г.</w:t>
-      </w:r>
-    </w:p>
-    <w:p>
-      <w:r>
-        <w:br w:type="page"/>
-      </w:r>
+        <w:t>Москва, 2026 г.</w:t>
+      </w:r>
+    </w:p>
+    <w:p>
+      <w:r/>
       <w:pPr/>
     </w:p>
     <w:p>
@@ -303,33 +297,33 @@
         <w:keepNext/>
       </w:pPr>
       <w:r>
-        <w:t xml:space="preserve">1. Цель работы</w:t>
-      </w:r>
-    </w:p>
-    <w:p>
-      <w:pPr>
-        <w:spacing w:after="120" w:line="276" w:lineRule="auto"/>
-        <w:ind w:firstLine="706"/>
-        <w:jc w:val="both"/>
-      </w:pPr>
-      <w:r>
-        <w:rPr>
-          <w:color w:val="000000"/>
-        </w:rPr>
-        <w:t xml:space="preserve">Освоить создание и завершение процессов, обмен данными через неименованные каналы и обработку системных ошибок. Разработать на языке C программу из двух отдельных исполняемых файлов: родитель передаёт команды, а потомок выполняет вычисления и сохраняет результаты.</w:t>
-      </w:r>
-    </w:p>
-    <w:p>
-      <w:pPr>
-        <w:spacing w:after="120" w:line="276" w:lineRule="auto"/>
-        <w:ind w:firstLine="706"/>
-        <w:jc w:val="both"/>
-      </w:pPr>
-      <w:r>
-        <w:rPr>
-          <w:color w:val="000000"/>
-        </w:rPr>
-        <w:t xml:space="preserve">Вариант 4 группы 1: первая строка ввода задаёт имя выходного файла. Каждая следующая строка содержит произвольное количество чисел float. Потомок последовательно делит первое число на остальные: для «100 2 5» результат равен (100 / 2) / 5 = 10. При нулевом делителе проверку выполняет потомок, после чего оба процесса завершаются.</w:t>
+        <w:t>1. Цель работы</w:t>
+      </w:r>
+    </w:p>
+    <w:p>
+      <w:pPr>
+        <w:spacing w:after="120" w:line="276" w:lineRule="auto"/>
+        <w:ind w:firstLine="706"/>
+        <w:jc w:val="both"/>
+      </w:pPr>
+      <w:r>
+        <w:rPr>
+          <w:color w:val="000000"/>
+        </w:rPr>
+        <w:t>Освоить создание и завершение процессов, обмен данными через неименованные каналы и обработку системных ошибок. Разработать на языке C программу из двух отдельных исполняемых файлов: родитель передаёт команды, а потомок выполняет вычисления и сохраняет результаты.</w:t>
+      </w:r>
+    </w:p>
+    <w:p>
+      <w:pPr>
+        <w:spacing w:after="120" w:line="276" w:lineRule="auto"/>
+        <w:ind w:firstLine="706"/>
+        <w:jc w:val="both"/>
+      </w:pPr>
+      <w:r>
+        <w:rPr>
+          <w:color w:val="000000"/>
+        </w:rPr>
+        <w:t>Вариант 4 группы 1: первая строка ввода задаёт имя выходного файла. Каждая следующая строка содержит произвольное количество чисел float. Потомок последовательно делит первое число на остальные: для «100 2 5» результат равен (100 / 2) / 5 = 10. При нулевом делителе проверку выполняет потомок, после чего оба процесса завершаются.</w:t>
       </w:r>
     </w:p>
     <w:p>
@@ -338,7 +332,7 @@
         <w:keepNext/>
       </w:pPr>
       <w:r>
-        <w:t xml:space="preserve">2. Краткое описание архитектуры решения</w:t>
+        <w:t>2. Краткое описание архитектуры решения</w:t>
       </w:r>
     </w:p>
     <w:p>
@@ -360,7 +354,7 @@
         <w:keepNext/>
       </w:pPr>
       <w:r>
-        <w:t xml:space="preserve">2.1 Схема взаимодействия компонентов</w:t>
+        <w:t>2.1 Схема взаимодействия компонентов</w:t>
       </w:r>
     </w:p>
     <w:p>
@@ -376,15 +370,15 @@
           <w:color w:val="595959"/>
           <w:sz w:val="20"/>
         </w:rPr>
-        <w:t xml:space="preserve">Пользователь → parent</w:t>
-        <w:br/>
-        <w:t xml:space="preserve">parent → pipe1 → stdin программы child</w:t>
-        <w:br/>
-        <w:t xml:space="preserve">child → выходной файл с результатами</w:t>
-        <w:br/>
-        <w:t xml:space="preserve">stdout программы child → pipe2 → parent</w:t>
-        <w:br/>
-        <w:t xml:space="preserve">parent и child → stderr с PID</w:t>
+        <w:t>Пользователь → parent</w:t>
+        <w:br/>
+        <w:t>parent → pipe1 → stdin программы child</w:t>
+        <w:br/>
+        <w:t>child → выходной файл с результатами</w:t>
+        <w:br/>
+        <w:t>stdout программы child → pipe2 → parent</w:t>
+        <w:br/>
+        <w:t>parent и child → stderr с PID</w:t>
       </w:r>
     </w:p>
     <w:p>
@@ -397,20 +391,20 @@
           <w:i/>
           <w:color w:val="000000"/>
         </w:rPr>
-        <w:t xml:space="preserve">Рисунок 1 — Поток данных и сообщений между процессами</w:t>
-      </w:r>
-    </w:p>
-    <w:p>
-      <w:pPr>
-        <w:spacing w:after="120" w:line="276" w:lineRule="auto"/>
-        <w:ind w:firstLine="706"/>
-        <w:jc w:val="both"/>
-      </w:pPr>
-      <w:r>
-        <w:rPr>
-          <w:color w:val="000000"/>
-        </w:rPr>
-        <w:t xml:space="preserve">Имя файла передаётся потомку аргументом execvp. Через dup2 вход потомка связывается с pipe1, а выход — с pipe2. Родитель оставляет запись в pipe1 и чтение pipe2; потомок — чтение pipe1 и запись pipe2. Ненужные концы каналов закрываются. Общая память и дополнительные потоки не используются.</w:t>
+        <w:t>Рисунок 1 — Поток данных и сообщений между процессами</w:t>
+      </w:r>
+    </w:p>
+    <w:p>
+      <w:pPr>
+        <w:spacing w:after="120" w:line="276" w:lineRule="auto"/>
+        <w:ind w:firstLine="706"/>
+        <w:jc w:val="both"/>
+      </w:pPr>
+      <w:r>
+        <w:rPr>
+          <w:color w:val="000000"/>
+        </w:rPr>
+        <w:t>Имя файла передаётся потомку аргументом execvp. Через dup2 вход потомка связывается с pipe1, а выход — с pipe2. Родитель оставляет запись в pipe1 и чтение pipe2; потомок — чтение pipe1 и запись pipe2. Ненужные концы каналов закрываются. Общая память и дополнительные потоки не используются.</w:t>
       </w:r>
     </w:p>
     <w:p>
@@ -433,33 +427,32 @@
         <w:pageBreakBefore/>
       </w:pPr>
       <w:r>
-        <w:t xml:space="preserve">3. Листинг ключевых фрагментов кода</w:t>
-      </w:r>
-    </w:p>
-    <w:p>
-      <w:pPr>
-        <w:spacing w:after="120" w:line="276" w:lineRule="auto"/>
-        <w:ind w:firstLine="706"/>
-        <w:jc w:val="both"/>
-      </w:pPr>
-      <w:r>
-        <w:rPr>
-          <w:color w:val="000000"/>
-        </w:rPr>
-        <w:t xml:space="preserve">Ниже приведены фрагменты текущих исходников. Полный код находится в каталоге src; адрес репозитория:</w:t>
-      </w:r>
-    </w:p>
-    <w:p>
-      <w:pPr>
-        <w:spacing w:after="120" w:line="276" w:lineRule="auto"/>
-        <w:ind w:firstLine="706"/>
-        <w:jc w:val="both"/>
-      </w:pPr>
-      <w:r>
-        <w:rPr>
-          <w:color w:val="000000"/>
-        </w:rPr>
-        <w:t xml:space="preserve"/>
+        <w:t>3. Листинг ключевых фрагментов кода</w:t>
+      </w:r>
+    </w:p>
+    <w:p>
+      <w:pPr>
+        <w:spacing w:after="120" w:line="276" w:lineRule="auto"/>
+        <w:ind w:firstLine="706"/>
+        <w:jc w:val="both"/>
+      </w:pPr>
+      <w:r>
+        <w:rPr>
+          <w:color w:val="000000"/>
+        </w:rPr>
+        <w:t>Ниже приведены фрагменты текущих исходников. Полный код находится в каталоге src; адрес репозитория:</w:t>
+      </w:r>
+    </w:p>
+    <w:p>
+      <w:pPr>
+        <w:spacing w:after="120" w:line="276" w:lineRule="auto"/>
+        <w:ind w:firstLine="706"/>
+        <w:jc w:val="both"/>
+      </w:pPr>
+      <w:r>
+        <w:rPr>
+          <w:color w:val="000000"/>
+        </w:rPr>
       </w:r>
       <w:hyperlink r:id="rIdLabRepository">
         <w:r>
@@ -476,7 +469,7 @@
         <w:keepNext/>
       </w:pPr>
       <w:r>
-        <w:t xml:space="preserve">3.1 Создание каналов и запуск потомка</w:t>
+        <w:t>3.1 Создание каналов и запуск потомка</w:t>
       </w:r>
     </w:p>
     <w:p>
@@ -507,19 +500,19 @@
           <w:color w:val="595959"/>
           <w:sz w:val="20"/>
         </w:rPr>
-        <w:t xml:space="preserve">    if (pipe(commands) == -1) { perror("pipe1"); goto cleanup; }</w:t>
-        <w:br/>
-        <w:t xml:space="preserve">    if (pipe(replies) == -1) { perror("pipe2"); goto cleanup; }</w:t>
+        <w:t xml:space="preserve">    if (pipe(commands) == -1) { report_error("Создание канала команд"); goto cleanup; }</w:t>
+        <w:br/>
+        <w:t xml:space="preserve">    if (pipe(replies) == -1) { report_error("Создание канала ответов"); goto cleanup; }</w:t>
         <w:br/>
         <w:t xml:space="preserve">    child = fork();</w:t>
         <w:br/>
-        <w:t xml:space="preserve">    if (child == -1) { perror("fork"); goto cleanup; }</w:t>
+        <w:t xml:space="preserve">    if (child == -1) { report_error("Создание потомка"); goto cleanup; }</w:t>
         <w:br/>
         <w:t xml:space="preserve">    if (child == 0) {</w:t>
         <w:br/>
         <w:t xml:space="preserve">        if (dup2(commands[0], STDIN_FILENO) == -1 ||</w:t>
         <w:br/>
-        <w:t xml:space="preserve">            dup2(replies[1], STDOUT_FILENO) == -1) { perror("dup2"); _exit(1); }</w:t>
+        <w:t xml:space="preserve">            dup2(replies[1], STDOUT_FILENO) == -1) { report_error("Перенаправление потоков"); _exit(1); }</w:t>
         <w:br/>
         <w:t xml:space="preserve">        if (close_pipes(commands, replies) == -1) _exit(1);</w:t>
         <w:br/>
@@ -529,7 +522,7 @@
         <w:br/>
         <w:t xml:space="preserve">        execvp(program, arguments);</w:t>
         <w:br/>
-        <w:t xml:space="preserve">        perror("execvp");</w:t>
+        <w:t xml:space="preserve">        report_error("Запуск программы потомка");</w:t>
         <w:br/>
         <w:t xml:space="preserve">        _exit(127);</w:t>
         <w:br/>
@@ -546,7 +539,7 @@
           <w:i/>
           <w:color w:val="000000"/>
         </w:rPr>
-        <w:t xml:space="preserve">Листинг 1 — Каналы, перенаправление потоков и execvp</w:t>
+        <w:t>Листинг 1 — Каналы, перенаправление потоков и execvp</w:t>
       </w:r>
     </w:p>
     <w:p>
@@ -654,20 +647,20 @@
           <w:i/>
           <w:color w:val="000000"/>
         </w:rPr>
-        <w:t xml:space="preserve">Листинг 2 — Вычисление результата одной команды</w:t>
-      </w:r>
-    </w:p>
-    <w:p>
-      <w:pPr>
-        <w:spacing w:after="120" w:line="276" w:lineRule="auto"/>
-        <w:ind w:firstLine="706"/>
-        <w:jc w:val="both"/>
-      </w:pPr>
-      <w:r>
-        <w:rPr>
-          <w:color w:val="000000"/>
-        </w:rPr>
-        <w:t xml:space="preserve">Сравнение с 0.0f обнаруживает и положительный, и отрицательный ноль. Ноль первым операндом допустим: «0 5» даёт 0. Один операнд записывается без изменения, пустая строка пропускается. Вывод использует FLT_DECIMAL_DIG; вычисления float подвержены округлению, а очень малый промежуточный результат может округлиться до нуля.</w:t>
+        <w:t>Листинг 2 — Вычисление результата одной команды</w:t>
+      </w:r>
+    </w:p>
+    <w:p>
+      <w:pPr>
+        <w:spacing w:after="120" w:line="276" w:lineRule="auto"/>
+        <w:ind w:firstLine="706"/>
+        <w:jc w:val="both"/>
+      </w:pPr>
+      <w:r>
+        <w:rPr>
+          <w:color w:val="000000"/>
+        </w:rPr>
+        <w:t>Сравнение с 0.0f обнаруживает и положительный, и отрицательный ноль. Ноль первым операндом допустим: «0 5» даёт 0. Один операнд записывается без изменения, пустая строка пропускается. Вывод использует FLT_DECIMAL_DIG; вычисления float подвержены округлению, а очень малый промежуточный результат может округлиться до нуля.</w:t>
       </w:r>
     </w:p>
     <w:p>
@@ -676,7 +669,7 @@
         <w:keepNext/>
       </w:pPr>
       <w:r>
-        <w:t xml:space="preserve">3.3 Завершение при делении на ноль</w:t>
+        <w:t>3.3 Завершение при делении на ноль</w:t>
       </w:r>
     </w:p>
     <w:p>
@@ -709,11 +702,11 @@
         </w:rPr>
         <w:t xml:space="preserve">        if (status == CALC_ZERO) {</w:t>
         <w:br/>
-        <w:t xml:space="preserve">            if (dprintf(STDERR_FILENO, "[child pid=%ld] division by zero\n",</w:t>
-        <w:br/>
-        <w:t xml:space="preserve">                        (long)getpid()) &lt; 0) { perror("child: log"); goto cleanup; }</w:t>
-        <w:br/>
-        <w:t xml:space="preserve">            if (write_byte(STDOUT_FILENO, 'Z') == -1) { perror("child: reply"); goto cleanup; }</w:t>
+        <w:t xml:space="preserve">            if (dprintf(STDERR_FILENO, "[Потомок PID=%ld] деление на ноль\n",</w:t>
+        <w:br/>
+        <w:t xml:space="preserve">                        (long)getpid()) &lt; 0) { report_error("Потомок: запись сообщения"); goto cleanup; }</w:t>
+        <w:br/>
+        <w:t xml:space="preserve">            if (write_byte(STDOUT_FILENO, 'Z') == -1) { report_error("Потомок: отправка ответа"); goto cleanup; }</w:t>
         <w:br/>
         <w:t xml:space="preserve">            result = EXIT_ZERO_DIVISION;</w:t>
         <w:br/>
@@ -732,7 +725,7 @@
           <w:i/>
           <w:color w:val="000000"/>
         </w:rPr>
-        <w:t xml:space="preserve">Листинг 3 — Уведомление родителя о нулевом делителе</w:t>
+        <w:t>Листинг 3 — Уведомление родителя о нулевом делителе</w:t>
       </w:r>
     </w:p>
     <w:p>
@@ -793,7 +786,7 @@
         <w:br/>
         <w:t xml:space="preserve">            if (feof(stdin)) result = EXIT_SUCCESS;</w:t>
         <w:br/>
-        <w:t xml:space="preserve">            else perror("child: getline");</w:t>
+        <w:t xml:space="preserve">            else report_error("Потомок: чтение команды");</w:t>
         <w:br/>
         <w:t xml:space="preserve">            break;</w:t>
         <w:br/>
@@ -849,7 +842,7 @@
         <w:rPr>
           <w:color w:val="000000"/>
         </w:rPr>
-        <w:t>Ошибки системных вызовов и операций ввода-вывода проверяются. Cleanup закрывает ресурсы и освобождает getline-буферы даже при отказах. При обработанном сигнале код равен 128 + его номеру; для SIGTERM — 143.</w:t>
+        <w:t>Ошибки проверяются, ресурсы очищаются в cleanup. report_error печатает русское пояснение и номер errno.</w:t>
       </w:r>
     </w:p>
     <w:p>
@@ -859,7 +852,7 @@
         <w:pageBreakBefore/>
       </w:pPr>
       <w:r>
-        <w:t xml:space="preserve">4. Результаты работы</w:t>
+        <w:t>4. Результаты работы</w:t>
       </w:r>
     </w:p>
     <w:p>
@@ -881,21 +874,21 @@
         <w:keepNext/>
       </w:pPr>
       <w:r>
-        <w:t xml:space="preserve">4.1 Консольный вывод и логи</w:t>
-      </w:r>
-    </w:p>
-    <w:p>
-      <w:pPr>
-        <w:spacing w:after="120" w:line="276" w:lineRule="auto"/>
-        <w:ind w:firstLine="706"/>
-        <w:jc w:val="both"/>
-        <w:keepNext/>
-      </w:pPr>
-      <w:r>
-        <w:rPr>
-          <w:color w:val="000000"/>
-        </w:rPr>
-        <w:t xml:space="preserve">Обычный запуск выполняется из корня репозитория. Первая строка INPUT содержит имя файла, остальные — команды. STDERR содержит диагностику, OUTPUT FILE — полученные данные. Существующий выходной файл при запуске очищается.</w:t>
+        <w:t>4.1 Консольный вывод и логи</w:t>
+      </w:r>
+    </w:p>
+    <w:p>
+      <w:pPr>
+        <w:spacing w:after="120" w:line="276" w:lineRule="auto"/>
+        <w:ind w:firstLine="706"/>
+        <w:jc w:val="both"/>
+        <w:keepNext/>
+      </w:pPr>
+      <w:r>
+        <w:rPr>
+          <w:color w:val="000000"/>
+        </w:rPr>
+        <w:t>Обычный запуск выполняется из корня репозитория. Первая строка раздела «ВВОД» содержит имя файла, остальные — команды. «СООБЩЕНИЯ» содержит диагностику, «ВЫХОДНОЙ ФАЙЛ» — результат. Существующий выходной файл при запуске очищается.</w:t>
       </w:r>
     </w:p>
     <w:p>
@@ -913,7 +906,7 @@
         </w:rPr>
         <w:t>$ ./src/build/parent &lt; src/examples/normal.in</w:t>
         <w:br/>
-        <w:t>INPUT:</w:t>
+        <w:t>ВВОД:</w:t>
         <w:br/>
         <w:t>src/build/results.txt</w:t>
         <w:br/>
@@ -927,17 +920,17 @@
         <w:br/>
         <w:t>0.5</w:t>
         <w:br/>
-        <w:t>STDERR:</w:t>
-        <w:br/>
-        <w:t>[parent pid=40134] child=40135</w:t>
-        <w:br/>
-        <w:t>[child pid=40135] ppid=40134; ready</w:t>
-        <w:br/>
-        <w:t>[parent pid=40134] child=40135 status=0; reaped</w:t>
-        <w:br/>
-        <w:t>Exit code: 0</w:t>
-        <w:br/>
-        <w:t>OUTPUT FILE:</w:t>
+        <w:t>СООБЩЕНИЯ:</w:t>
+        <w:br/>
+        <w:t>[Родитель PID=58033] потомок=58034</w:t>
+        <w:br/>
+        <w:t>[Потомок PID=58034] родитель=58033; готов</w:t>
+        <w:br/>
+        <w:t>[Родитель PID=58033] потомок=58034, код=0; завершение получено</w:t>
+        <w:br/>
+        <w:t>Код завершения: 0</w:t>
+        <w:br/>
+        <w:t>ВЫХОДНОЙ ФАЙЛ:</w:t>
         <w:br/>
         <w:t>10</w:t>
         <w:br/>
@@ -960,21 +953,21 @@
         <w:rPr>
           <w:color w:val="000000"/>
         </w:rPr>
-        <w:t>PID 40134 относится к parent, PID 40135 — к child. Ppid потомка совпадает с PID родителя. В выходном файле записаны 10, 3, 4, 0 и 0.5. Сообщение status=0; reaped подтверждает получение успешного завершения потомка через waitpid.</w:t>
-      </w:r>
-    </w:p>
-    <w:p>
-      <w:pPr>
-        <w:spacing w:after="120" w:line="276" w:lineRule="auto"/>
-        <w:ind w:firstLine="706"/>
-        <w:jc w:val="both"/>
-        <w:keepNext/>
-      </w:pPr>
-      <w:r>
-        <w:rPr>
-          <w:color w:val="000000"/>
-        </w:rPr>
-        <w:t xml:space="preserve">Во втором запуске после успешной команды «12 2» поступает строка «8 0». Потомок обнаруживает нулевой делитель и сообщает об остановке; следующая команда «99 3» не обрабатывается.</w:t>
+        <w:t>PID 58033 относится к parent, PID 58034 — к child. Номер родителя в сообщении потомка совпадает с PID parent. В выходном файле записаны 10, 3, 4, 0 и 0.5. Сообщение «код=0; завершение получено» подтверждает успешный выход и ожидание потомка через waitpid.</w:t>
+      </w:r>
+    </w:p>
+    <w:p>
+      <w:pPr>
+        <w:spacing w:after="120" w:line="276" w:lineRule="auto"/>
+        <w:ind w:firstLine="706"/>
+        <w:jc w:val="both"/>
+        <w:keepNext/>
+      </w:pPr>
+      <w:r>
+        <w:rPr>
+          <w:color w:val="000000"/>
+        </w:rPr>
+        <w:t>Во втором запуске после успешной команды «12 2» поступает строка «8 0». Потомок обнаруживает нулевой делитель и сообщает об остановке; следующая команда «99 3» не обрабатывается.</w:t>
       </w:r>
     </w:p>
     <w:p>
@@ -992,7 +985,7 @@
         </w:rPr>
         <w:t>$ ./src/build/parent &lt; src/examples/zero.in</w:t>
         <w:br/>
-        <w:t>INPUT:</w:t>
+        <w:t>ВВОД:</w:t>
         <w:br/>
         <w:t>src/build/zero-result.txt</w:t>
         <w:br/>
@@ -1002,19 +995,19 @@
         <w:br/>
         <w:t>99 3</w:t>
         <w:br/>
-        <w:t>STDERR:</w:t>
-        <w:br/>
-        <w:t>[parent pid=40136] child=40137</w:t>
-        <w:br/>
-        <w:t>[child pid=40137] ppid=40136; ready</w:t>
-        <w:br/>
-        <w:t>[child pid=40137] division by zero</w:t>
-        <w:br/>
-        <w:t>[parent pid=40136] child=40137 status=2; reaped</w:t>
-        <w:br/>
-        <w:t>Exit code: 2</w:t>
-        <w:br/>
-        <w:t>OUTPUT FILE:</w:t>
+        <w:t>СООБЩЕНИЯ:</w:t>
+        <w:br/>
+        <w:t>[Родитель PID=58035] потомок=58036</w:t>
+        <w:br/>
+        <w:t>[Потомок PID=58036] родитель=58035; готов</w:t>
+        <w:br/>
+        <w:t>[Потомок PID=58036] деление на ноль</w:t>
+        <w:br/>
+        <w:t>[Родитель PID=58035] потомок=58036, код=2; завершение получено</w:t>
+        <w:br/>
+        <w:t>Код завершения: 2</w:t>
+        <w:br/>
+        <w:t>ВЫХОДНОЙ ФАЙЛ:</w:t>
         <w:br/>
         <w:t>6</w:t>
       </w:r>
@@ -1029,20 +1022,20 @@
         <w:rPr>
           <w:color w:val="000000"/>
         </w:rPr>
-        <w:t>Оба процесса завершаются с кодом 2, в выходном файле остаётся только 6. Следующая команда 99 3 не обрабатывается. Разные PID и сообщение reaped подтверждают создание потомка и ожидание его завершения. Полные журналы находятся в report/logs/normal.log и report/logs/zero.log.</w:t>
-      </w:r>
-    </w:p>
-    <w:p>
-      <w:pPr>
-        <w:spacing w:after="120" w:line="276" w:lineRule="auto"/>
-        <w:ind w:firstLine="706"/>
-        <w:jc w:val="both"/>
-      </w:pPr>
-      <w:r>
-        <w:rPr>
-          <w:color w:val="000000"/>
-        </w:rPr>
-        <w:t>В примере invalid.in первые четыре строки отвергнуты как неверный ввод: неверные элементы, NaN и выход за диапазон float. Они получают одинаковую диагностику invalid input; skipped. Следующая команда 9 3 даёт результат 3.</w:t>
+        <w:t>Оба процесса завершаются с кодом 2, в выходном файле остаётся только 6. Следующая команда 99 3 не обрабатывается. PID и сообщение об ожидании подтверждают работу двух процессов. Журналы сохранены в report/logs.</w:t>
+      </w:r>
+    </w:p>
+    <w:p>
+      <w:pPr>
+        <w:spacing w:after="120" w:line="276" w:lineRule="auto"/>
+        <w:ind w:firstLine="706"/>
+        <w:jc w:val="both"/>
+      </w:pPr>
+      <w:r>
+        <w:rPr>
+          <w:color w:val="000000"/>
+        </w:rPr>
+        <w:t>В примере invalid.in первые четыре строки отвергнуты как неверный ввод: неверные элементы, NaN и выход за диапазон float. Диагностика — «неверный ввод; строка пропущена». Следующая команда 9 3 даёт результат 3.</w:t>
       </w:r>
     </w:p>
     <w:p>
@@ -1058,23 +1051,23 @@
           <w:color w:val="595959"/>
           <w:sz w:val="20"/>
         </w:rPr>
-        <w:t>[parent pid=40138] child=40139</w:t>
-        <w:br/>
-        <w:t>[child pid=40139] ppid=40138; ready</w:t>
-        <w:br/>
-        <w:t>[child pid=40139] invalid input; skipped</w:t>
-        <w:br/>
-        <w:t>[child pid=40139] invalid input; skipped</w:t>
-        <w:br/>
-        <w:t>[child pid=40139] invalid input; skipped</w:t>
-        <w:br/>
-        <w:t>[child pid=40139] invalid input; skipped</w:t>
-        <w:br/>
-        <w:t>[parent pid=40138] child=40139 status=0; reaped</w:t>
-        <w:br/>
-        <w:t>Exit code: 0</w:t>
-        <w:br/>
-        <w:t>OUTPUT FILE:</w:t>
+        <w:t>[Родитель PID=58037] потомок=58038</w:t>
+        <w:br/>
+        <w:t>[Потомок PID=58038] родитель=58037; готов</w:t>
+        <w:br/>
+        <w:t>[Потомок PID=58038] неверный ввод; строка пропущена</w:t>
+        <w:br/>
+        <w:t>[Потомок PID=58038] неверный ввод; строка пропущена</w:t>
+        <w:br/>
+        <w:t>[Потомок PID=58038] неверный ввод; строка пропущена</w:t>
+        <w:br/>
+        <w:t>[Потомок PID=58038] неверный ввод; строка пропущена</w:t>
+        <w:br/>
+        <w:t>[Родитель PID=58037] потомок=58038, код=0; завершение получено</w:t>
+        <w:br/>
+        <w:t>Код завершения: 0</w:t>
+        <w:br/>
+        <w:t>ВЫХОДНОЙ ФАЙЛ:</w:t>
         <w:br/>
         <w:t>3</w:t>
       </w:r>
@@ -1085,7 +1078,7 @@
         <w:keepNext/>
       </w:pPr>
       <w:r>
-        <w:t xml:space="preserve">4.2 Проверки краевых случаев</w:t>
+        <w:t>4.2 Проверки краевых случаев</w:t>
       </w:r>
     </w:p>
     <w:p>
@@ -1117,14 +1110,14 @@
         </w:rPr>
         <w:t>$ make -C src test</w:t>
         <w:br/>
-        <w:t>Ran 17 tests in 0.913s</w:t>
+        <w:t>Ran 17 tests in 0.497s</w:t>
         <w:br/>
         <w:br/>
         <w:t>OK (skipped=1)</w:t>
         <w:br/>
         <w:t>$ make -C src sanitize</w:t>
         <w:br/>
-        <w:t>Ran 17 tests in 1.083s</w:t>
+        <w:t>Ran 17 tests in 1.031s</w:t>
         <w:br/>
         <w:br/>
         <w:t>OK (skipped=1)</w:t>
@@ -1153,7 +1146,7 @@
         <w:rPr>
           <w:color w:val="000000"/>
         </w:rPr>
-        <w:t xml:space="preserve">Аварийные сценарии включают пустое имя файла, ошибку открытия, отсутствие программы child со статусом 127, лимит дескрипторов 5, обрыв связи и исчезновение потомка при ожидании ввода. SIGTERM завершает родителя с кодом 143 и ожиданием потомка. При нулевом делителе остановка происходит даже при ещё открытом пользовательском вводе.</w:t>
+        <w:t>Аварийные сценарии включают пустое имя файла, ошибку открытия, отсутствие программы child со статусом 127, лимит дескрипторов 5, обрыв связи и исчезновение потомка при ожидании ввода. SIGTERM завершает родителя с кодом 143 и ожиданием потомка. При нулевом делителе остановка происходит даже при ещё открытом пользовательском вводе.</w:t>
       </w:r>
     </w:p>
     <w:p>
@@ -1175,7 +1168,7 @@
         <w:keepNext/>
       </w:pPr>
       <w:r>
-        <w:t xml:space="preserve">4.3 Демонстрация системных вызовов в Linux</w:t>
+        <w:t>4.3 Демонстрация системных вызовов в Linux</w:t>
       </w:r>
     </w:p>
     <w:p>
@@ -1227,20 +1220,20 @@
         <w:keepNext/>
       </w:pPr>
       <w:r>
-        <w:t xml:space="preserve">5. Выводы</w:t>
-      </w:r>
-    </w:p>
-    <w:p>
-      <w:pPr>
-        <w:spacing w:after="120" w:line="276" w:lineRule="auto"/>
-        <w:ind w:firstLine="706"/>
-        <w:jc w:val="both"/>
-      </w:pPr>
-      <w:r>
-        <w:rPr>
-          <w:color w:val="000000"/>
-        </w:rPr>
-        <w:t xml:space="preserve">Реализованы отдельные программы родителя и потомка с двумя каналами, вычислением последовательного деления float и записью результатов в файл. Нулевой делитель проверяется потомком и останавливает оба процесса. Логи с PID, тесты и санитайзеры подтвердили работу на macOS. Освоены создание процессов, перенаправление потоков, обмен через каналы, освобождение памяти и ожидание потомка.</w:t>
+        <w:t>5. Выводы</w:t>
+      </w:r>
+    </w:p>
+    <w:p>
+      <w:pPr>
+        <w:spacing w:after="120" w:line="276" w:lineRule="auto"/>
+        <w:ind w:firstLine="706"/>
+        <w:jc w:val="both"/>
+      </w:pPr>
+      <w:r>
+        <w:rPr>
+          <w:color w:val="000000"/>
+        </w:rPr>
+        <w:t>Реализованы отдельные программы родителя и потомка с двумя каналами, вычислением последовательного деления float и записью результатов в файл. Нулевой делитель проверяется потомком и останавливает оба процесса. Логи с PID, тесты и санитайзеры подтвердили работу на macOS. Освоены создание процессов, перенаправление потоков, обмен через каналы, освобождение памяти и ожидание потомка.</w:t>
       </w:r>
     </w:p>
     <w:sectPr>
